--- a/data/outputs/v2/Core_Mathematics/SS2.1_Similarity_and_Enlargement/Core_Mathematics_Similarity_and_Enlargement_FinalExplanation.docx
+++ b/data/outputs/v2/Core_Mathematics/SS2.1_Similarity_and_Enlargement/Core_Mathematics_Similarity_and_Enlargement_FinalExplanation.docx
@@ -38,6 +38,177 @@
           <w:szCs w:val="22"/>
         </w:rPr>
         <w:t xml:space="preserve">Student Assessment Document</w:t>
+      </w:r>
+    </w:p>
+    <w:p>
+      <w:pPr>
+        <w:spacing w:after="80" w:before="120"/>
+      </w:pPr>
+      <w:r>
+        <w:rPr>
+          <w:rFonts w:ascii="Arial" w:cs="Arial" w:eastAsia="Arial" w:hAnsi="Arial"/>
+          <w:b/>
+          <w:bCs/>
+          <w:color w:val="1F3864"/>
+          <w:sz w:val="20"/>
+          <w:szCs w:val="20"/>
+        </w:rPr>
+        <w:t xml:space="preserve">ATTRIBUTION AND LICENSING</w:t>
+      </w:r>
+    </w:p>
+    <w:p>
+      <w:pPr>
+        <w:spacing w:after="60" w:before="0"/>
+      </w:pPr>
+      <w:r>
+        <w:rPr>
+          <w:rFonts w:ascii="Arial" w:cs="Arial" w:eastAsia="Arial" w:hAnsi="Arial"/>
+          <w:b/>
+          <w:bCs/>
+          <w:sz w:val="17"/>
+          <w:szCs w:val="17"/>
+        </w:rPr>
+        <w:t xml:space="preserve">Curriculum Alignment: </w:t>
+      </w:r>
+      <w:r>
+        <w:rPr>
+          <w:rFonts w:ascii="Arial" w:cs="Arial" w:eastAsia="Arial" w:hAnsi="Arial"/>
+          <w:sz w:val="17"/>
+          <w:szCs w:val="17"/>
+        </w:rPr>
+        <w:t xml:space="preserve">Structured in pedagogical alignment with the competence-based curriculum format and learning outcomes established by the Kenya Institute of Curriculum Development (KICD). This material is independently developed and is not officially endorsed or published by KICD.</w:t>
+      </w:r>
+    </w:p>
+    <w:p>
+      <w:pPr>
+        <w:spacing w:after="60" w:before="0"/>
+      </w:pPr>
+      <w:r>
+        <w:rPr>
+          <w:rFonts w:ascii="Arial" w:cs="Arial" w:eastAsia="Arial" w:hAnsi="Arial"/>
+          <w:b/>
+          <w:bCs/>
+          <w:sz w:val="17"/>
+          <w:szCs w:val="17"/>
+        </w:rPr>
+        <w:t xml:space="preserve">Content &amp; Pedagogy: </w:t>
+      </w:r>
+      <w:r>
+        <w:rPr>
+          <w:rFonts w:ascii="Arial" w:cs="Arial" w:eastAsia="Arial" w:hAnsi="Arial"/>
+          <w:sz w:val="17"/>
+          <w:szCs w:val="17"/>
+        </w:rPr>
+        <w:t xml:space="preserve">Developed and adapted by the educator team at SeaVuria (registered 501(c)(3) in the United States and registered NGO in Kenya, No. 872-850A-BF11), who designed the pedagogical framework, lesson templates and exemplar lessons on which this material is based.</w:t>
+      </w:r>
+    </w:p>
+    <w:p>
+      <w:pPr>
+        <w:spacing w:after="60" w:before="0"/>
+      </w:pPr>
+      <w:r>
+        <w:rPr>
+          <w:rFonts w:ascii="Arial" w:cs="Arial" w:eastAsia="Arial" w:hAnsi="Arial"/>
+          <w:b/>
+          <w:bCs/>
+          <w:sz w:val="17"/>
+          <w:szCs w:val="17"/>
+        </w:rPr>
+        <w:t xml:space="preserve">Production &amp; Layout: </w:t>
+      </w:r>
+      <w:r>
+        <w:rPr>
+          <w:rFonts w:ascii="Arial" w:cs="Arial" w:eastAsia="Arial" w:hAnsi="Arial"/>
+          <w:sz w:val="17"/>
+          <w:szCs w:val="17"/>
+        </w:rPr>
+        <w:t xml:space="preserve">Educational design and curriculum sequencing by SeaVuria. Technical layout, structural formatting, and digital optimization/implementation executed in partnership with ARES Education (registered 501(c)(3) in the United States and Canada (as Afretech Aid) and registered NGO in Kenya), with lesson drafting and compilation assisted by AI (Claude, Anthropic).</w:t>
+      </w:r>
+    </w:p>
+    <w:p>
+      <w:pPr>
+        <w:pBdr>
+          <w:bottom w:val="single" w:color="1F3864" w:sz="6" w:space="6"/>
+        </w:pBdr>
+        <w:spacing w:after="60" w:before="0"/>
+      </w:pPr>
+      <w:r>
+        <w:rPr>
+          <w:rFonts w:ascii="Arial" w:cs="Arial" w:eastAsia="Arial" w:hAnsi="Arial"/>
+          <w:b/>
+          <w:bCs/>
+          <w:sz w:val="17"/>
+          <w:szCs w:val="17"/>
+        </w:rPr>
+        <w:t xml:space="preserve">Licensing &amp; Copyright: </w:t>
+      </w:r>
+      <w:r>
+        <w:rPr>
+          <w:rFonts w:ascii="Arial" w:cs="Arial" w:eastAsia="Arial" w:hAnsi="Arial"/>
+          <w:sz w:val="17"/>
+          <w:szCs w:val="17"/>
+        </w:rPr>
+        <w:t xml:space="preserve">© 2026 SeaVuria and ARES. This work is licensed under a </w:t>
+      </w:r>
+      <w:hyperlink w:history="1" r:id="rIdto2faujuorlhuafohvkej">
+        <w:r>
+          <w:rPr>
+            <w:rFonts w:ascii="Arial" w:cs="Arial" w:eastAsia="Arial" w:hAnsi="Arial"/>
+            <w:color w:val="1F6B75"/>
+            <w:sz w:val="17"/>
+            <w:szCs w:val="17"/>
+            <w:u w:val="single" w:color="1F6B75"/>
+          </w:rPr>
+          <w:t xml:space="preserve">Creative Commons Attribution-NonCommercial 4.0 International License</w:t>
+        </w:r>
+      </w:hyperlink>
+      <w:r>
+        <w:rPr>
+          <w:rFonts w:ascii="Arial" w:cs="Arial" w:eastAsia="Arial" w:hAnsi="Arial"/>
+          <w:sz w:val="17"/>
+          <w:szCs w:val="17"/>
+        </w:rPr>
+        <w:t xml:space="preserve"> (</w:t>
+      </w:r>
+      <w:hyperlink w:history="1" r:id="rIdwdaj_uuwqflxi8csnyu5v">
+        <w:r>
+          <w:rPr>
+            <w:rFonts w:ascii="Arial" w:cs="Arial" w:eastAsia="Arial" w:hAnsi="Arial"/>
+            <w:color w:val="1F6B75"/>
+            <w:sz w:val="17"/>
+            <w:szCs w:val="17"/>
+            <w:u w:val="single" w:color="1F6B75"/>
+          </w:rPr>
+          <w:t xml:space="preserve">CC BY-NC 4.0</w:t>
+        </w:r>
+      </w:hyperlink>
+      <w:r>
+        <w:rPr>
+          <w:rFonts w:ascii="Arial" w:cs="Arial" w:eastAsia="Arial" w:hAnsi="Arial"/>
+          <w:sz w:val="17"/>
+          <w:szCs w:val="17"/>
+        </w:rPr>
+        <w:t xml:space="preserve">). To view a copy of this license, visit </w:t>
+      </w:r>
+      <w:hyperlink w:history="1" r:id="rIdswrmmz2e8-e34grfzewky">
+        <w:r>
+          <w:rPr>
+            <w:rFonts w:ascii="Arial" w:cs="Arial" w:eastAsia="Arial" w:hAnsi="Arial"/>
+            <w:color w:val="1F6B75"/>
+            <w:sz w:val="17"/>
+            <w:szCs w:val="17"/>
+            <w:u w:val="single" w:color="1F6B75"/>
+          </w:rPr>
+          <w:t xml:space="preserve">https://creativecommons.org/licenses/by-nc/4.0/</w:t>
+        </w:r>
+      </w:hyperlink>
+      <w:r>
+        <w:rPr>
+          <w:rFonts w:ascii="Arial" w:cs="Arial" w:eastAsia="Arial" w:hAnsi="Arial"/>
+          <w:sz w:val="17"/>
+          <w:szCs w:val="17"/>
+        </w:rPr>
+        <w:t xml:space="preserve">. You are free to copy, redistribute, and adapt this material in any medium or format, provided appropriate credit is given and the material is not used for commercial purposes. KICD learning outcomes and curriculum designations reproduced here for alignment purposes remain the property of KICD and are not covered by this license. Linked external resources (e.g. CK-12, Khan Academy, PhET) are subject to their own licenses.</w:t>
       </w:r>
     </w:p>
     <w:p>

--- a/data/outputs/v2/Core_Mathematics/SS2.1_Similarity_and_Enlargement/Core_Mathematics_Similarity_and_Enlargement_FinalExplanation.docx
+++ b/data/outputs/v2/Core_Mathematics/SS2.1_Similarity_and_Enlargement/Core_Mathematics_Similarity_and_Enlargement_FinalExplanation.docx
@@ -2447,7 +2447,7 @@
         </w:rPr>
         <w:t xml:space="preserve">© 2026 SeaVuria and ARES. This work is licensed under a </w:t>
       </w:r>
-      <w:hyperlink w:history="1" r:id="rIdy-7qk35pf6g7khjusz6of">
+      <w:hyperlink w:history="1" r:id="rIdd9v5wh0jddarw6l5shd2r">
         <w:r>
           <w:rPr>
             <w:rFonts w:ascii="Arial" w:cs="Arial" w:eastAsia="Arial" w:hAnsi="Arial"/>
@@ -2467,7 +2467,7 @@
         </w:rPr>
         <w:t xml:space="preserve"> (</w:t>
       </w:r>
-      <w:hyperlink w:history="1" r:id="rIdlf2kniv3t4xea0slbtflt">
+      <w:hyperlink w:history="1" r:id="rIdiwdp8dqfzm9sd3dmolgnf">
         <w:r>
           <w:rPr>
             <w:rFonts w:ascii="Arial" w:cs="Arial" w:eastAsia="Arial" w:hAnsi="Arial"/>
@@ -2487,7 +2487,7 @@
         </w:rPr>
         <w:t xml:space="preserve">). To view a copy of this license, visit </w:t>
       </w:r>
-      <w:hyperlink w:history="1" r:id="rIdawtjxwxpna4sed5x56x09">
+      <w:hyperlink w:history="1" r:id="rIdj8nk2iibvrdmljtlg7bvr">
         <w:r>
           <w:rPr>
             <w:rFonts w:ascii="Arial" w:cs="Arial" w:eastAsia="Arial" w:hAnsi="Arial"/>

--- a/data/outputs/v2/Core_Mathematics/SS2.1_Similarity_and_Enlargement/Core_Mathematics_Similarity_and_Enlargement_FinalExplanation.docx
+++ b/data/outputs/v2/Core_Mathematics/SS2.1_Similarity_and_Enlargement/Core_Mathematics_Similarity_and_Enlargement_FinalExplanation.docx
@@ -2447,7 +2447,7 @@
         </w:rPr>
         <w:t xml:space="preserve">© 2026 SeaVuria and ARES. This work is licensed under a </w:t>
       </w:r>
-      <w:hyperlink w:history="1" r:id="rIdd9v5wh0jddarw6l5shd2r">
+      <w:hyperlink w:history="1" r:id="rIdflife0icrwahpoddzpovy">
         <w:r>
           <w:rPr>
             <w:rFonts w:ascii="Arial" w:cs="Arial" w:eastAsia="Arial" w:hAnsi="Arial"/>
@@ -2467,7 +2467,7 @@
         </w:rPr>
         <w:t xml:space="preserve"> (</w:t>
       </w:r>
-      <w:hyperlink w:history="1" r:id="rIdiwdp8dqfzm9sd3dmolgnf">
+      <w:hyperlink w:history="1" r:id="rIdlqk05kbfdocegz4vtgl6x">
         <w:r>
           <w:rPr>
             <w:rFonts w:ascii="Arial" w:cs="Arial" w:eastAsia="Arial" w:hAnsi="Arial"/>
@@ -2487,7 +2487,7 @@
         </w:rPr>
         <w:t xml:space="preserve">). To view a copy of this license, visit </w:t>
       </w:r>
-      <w:hyperlink w:history="1" r:id="rIdj8nk2iibvrdmljtlg7bvr">
+      <w:hyperlink w:history="1" r:id="rId5tkqwj_61hl4ud5louwyw">
         <w:r>
           <w:rPr>
             <w:rFonts w:ascii="Arial" w:cs="Arial" w:eastAsia="Arial" w:hAnsi="Arial"/>

--- a/data/outputs/v2/Core_Mathematics/SS2.1_Similarity_and_Enlargement/Core_Mathematics_Similarity_and_Enlargement_FinalExplanation.docx
+++ b/data/outputs/v2/Core_Mathematics/SS2.1_Similarity_and_Enlargement/Core_Mathematics_Similarity_and_Enlargement_FinalExplanation.docx
@@ -2447,7 +2447,7 @@
         </w:rPr>
         <w:t xml:space="preserve">© 2026 SeaVuria and ARES. This work is licensed under a </w:t>
       </w:r>
-      <w:hyperlink w:history="1" r:id="rIdflife0icrwahpoddzpovy">
+      <w:hyperlink w:history="1" r:id="rIdra6lui55rylsiyxxen4qd">
         <w:r>
           <w:rPr>
             <w:rFonts w:ascii="Arial" w:cs="Arial" w:eastAsia="Arial" w:hAnsi="Arial"/>
@@ -2467,7 +2467,7 @@
         </w:rPr>
         <w:t xml:space="preserve"> (</w:t>
       </w:r>
-      <w:hyperlink w:history="1" r:id="rIdlqk05kbfdocegz4vtgl6x">
+      <w:hyperlink w:history="1" r:id="rIdua7ymzfn90nutuh8y2ea3">
         <w:r>
           <w:rPr>
             <w:rFonts w:ascii="Arial" w:cs="Arial" w:eastAsia="Arial" w:hAnsi="Arial"/>
@@ -2487,7 +2487,7 @@
         </w:rPr>
         <w:t xml:space="preserve">). To view a copy of this license, visit </w:t>
       </w:r>
-      <w:hyperlink w:history="1" r:id="rId5tkqwj_61hl4ud5louwyw">
+      <w:hyperlink w:history="1" r:id="rIdlloc2ngz_rgrl5dfdsbhn">
         <w:r>
           <w:rPr>
             <w:rFonts w:ascii="Arial" w:cs="Arial" w:eastAsia="Arial" w:hAnsi="Arial"/>

--- a/data/outputs/v2/Core_Mathematics/SS2.1_Similarity_and_Enlargement/Core_Mathematics_Similarity_and_Enlargement_FinalExplanation.docx
+++ b/data/outputs/v2/Core_Mathematics/SS2.1_Similarity_and_Enlargement/Core_Mathematics_Similarity_and_Enlargement_FinalExplanation.docx
@@ -2447,7 +2447,7 @@
         </w:rPr>
         <w:t xml:space="preserve">© 2026 SeaVuria and ARES. This work is licensed under a </w:t>
       </w:r>
-      <w:hyperlink w:history="1" r:id="rIdra6lui55rylsiyxxen4qd">
+      <w:hyperlink w:history="1" r:id="rId9g2bqydhklgwzyt7mvqyl">
         <w:r>
           <w:rPr>
             <w:rFonts w:ascii="Arial" w:cs="Arial" w:eastAsia="Arial" w:hAnsi="Arial"/>
@@ -2467,7 +2467,7 @@
         </w:rPr>
         <w:t xml:space="preserve"> (</w:t>
       </w:r>
-      <w:hyperlink w:history="1" r:id="rIdua7ymzfn90nutuh8y2ea3">
+      <w:hyperlink w:history="1" r:id="rIdyk-oj1s3tvik2azbymnrv">
         <w:r>
           <w:rPr>
             <w:rFonts w:ascii="Arial" w:cs="Arial" w:eastAsia="Arial" w:hAnsi="Arial"/>
@@ -2487,7 +2487,7 @@
         </w:rPr>
         <w:t xml:space="preserve">). To view a copy of this license, visit </w:t>
       </w:r>
-      <w:hyperlink w:history="1" r:id="rIdlloc2ngz_rgrl5dfdsbhn">
+      <w:hyperlink w:history="1" r:id="rIdcw3hmrnsqbhhir7o-f5h5">
         <w:r>
           <w:rPr>
             <w:rFonts w:ascii="Arial" w:cs="Arial" w:eastAsia="Arial" w:hAnsi="Arial"/>

--- a/data/outputs/v2/Core_Mathematics/SS2.1_Similarity_and_Enlargement/Core_Mathematics_Similarity_and_Enlargement_FinalExplanation.docx
+++ b/data/outputs/v2/Core_Mathematics/SS2.1_Similarity_and_Enlargement/Core_Mathematics_Similarity_and_Enlargement_FinalExplanation.docx
@@ -4,6 +4,7 @@
   <w:body>
     <w:p>
       <w:pPr>
+        <w:keepNext w:val="false"/>
         <w:spacing w:after="30" w:before="0"/>
         <w:jc w:val="center"/>
       </w:pPr>
@@ -23,6 +24,7 @@
     </w:p>
     <w:p>
       <w:pPr>
+        <w:keepNext w:val="false"/>
         <w:spacing w:after="60" w:before="0"/>
         <w:jc w:val="center"/>
       </w:pPr>
@@ -81,6 +83,7 @@
           </w:tcPr>
           <w:p>
             <w:pPr>
+              <w:keepNext w:val="false"/>
               <w:spacing w:after="40" w:before="0"/>
               <w:jc w:val="center"/>
             </w:pPr>
@@ -116,6 +119,7 @@
           </w:tcPr>
           <w:p>
             <w:pPr>
+              <w:keepNext w:val="false"/>
               <w:spacing w:after="40" w:before="0"/>
               <w:jc w:val="center"/>
             </w:pPr>
@@ -150,6 +154,7 @@
           </w:tcPr>
           <w:p>
             <w:pPr>
+              <w:keepNext w:val="false"/>
               <w:spacing w:after="40" w:before="0"/>
               <w:jc w:val="left"/>
             </w:pPr>
@@ -182,6 +187,7 @@
           </w:tcPr>
           <w:p>
             <w:pPr>
+              <w:keepNext w:val="false"/>
               <w:spacing w:after="40" w:before="0"/>
               <w:jc w:val="left"/>
             </w:pPr>
@@ -216,6 +222,7 @@
           </w:tcPr>
           <w:p>
             <w:pPr>
+              <w:keepNext w:val="false"/>
               <w:spacing w:after="40" w:before="0"/>
               <w:jc w:val="left"/>
             </w:pPr>
@@ -248,6 +255,7 @@
           </w:tcPr>
           <w:p>
             <w:pPr>
+              <w:keepNext w:val="false"/>
               <w:spacing w:after="40" w:before="0"/>
               <w:jc w:val="left"/>
             </w:pPr>
@@ -282,6 +290,7 @@
           </w:tcPr>
           <w:p>
             <w:pPr>
+              <w:keepNext w:val="false"/>
               <w:spacing w:after="40" w:before="0"/>
               <w:jc w:val="left"/>
             </w:pPr>
@@ -314,6 +323,7 @@
           </w:tcPr>
           <w:p>
             <w:pPr>
+              <w:keepNext w:val="false"/>
               <w:spacing w:after="40" w:before="0"/>
               <w:jc w:val="left"/>
             </w:pPr>
@@ -374,6 +384,7 @@
           </w:tcPr>
           <w:p>
             <w:pPr>
+              <w:keepNext w:val="false"/>
               <w:spacing w:after="40" w:before="0"/>
               <w:jc w:val="center"/>
             </w:pPr>
@@ -408,6 +419,7 @@
           </w:tcPr>
           <w:p>
             <w:pPr>
+              <w:keepNext w:val="false"/>
               <w:spacing w:after="40" w:before="0"/>
               <w:jc w:val="left"/>
             </w:pPr>
@@ -467,6 +479,7 @@
           </w:tcPr>
           <w:p>
             <w:pPr>
+              <w:keepNext/>
               <w:spacing w:after="40" w:before="0"/>
               <w:jc w:val="center"/>
             </w:pPr>
@@ -501,6 +514,7 @@
           </w:tcPr>
           <w:p>
             <w:pPr>
+              <w:keepNext/>
               <w:spacing w:after="40" w:before="0"/>
               <w:jc w:val="left"/>
             </w:pPr>
@@ -538,6 +552,7 @@
           </w:tcPr>
           <w:p>
             <w:pPr>
+              <w:keepNext w:val="false"/>
               <w:spacing w:after="40" w:before="0"/>
               <w:jc w:val="left"/>
             </w:pPr>
@@ -597,6 +612,7 @@
           </w:tcPr>
           <w:p>
             <w:pPr>
+              <w:keepNext/>
               <w:spacing w:after="40" w:before="0"/>
               <w:jc w:val="center"/>
             </w:pPr>
@@ -631,6 +647,7 @@
           </w:tcPr>
           <w:p>
             <w:pPr>
+              <w:keepNext/>
               <w:spacing w:after="40" w:before="0"/>
               <w:jc w:val="left"/>
             </w:pPr>
@@ -668,6 +685,7 @@
           </w:tcPr>
           <w:p>
             <w:pPr>
+              <w:keepNext w:val="false"/>
               <w:spacing w:after="40" w:before="0"/>
               <w:jc w:val="left"/>
             </w:pPr>
@@ -727,6 +745,7 @@
           </w:tcPr>
           <w:p>
             <w:pPr>
+              <w:keepNext/>
               <w:spacing w:after="40" w:before="0"/>
               <w:jc w:val="center"/>
             </w:pPr>
@@ -761,6 +780,7 @@
           </w:tcPr>
           <w:p>
             <w:pPr>
+              <w:keepNext/>
               <w:spacing w:after="40" w:before="0"/>
               <w:jc w:val="left"/>
             </w:pPr>
@@ -798,6 +818,7 @@
           </w:tcPr>
           <w:p>
             <w:pPr>
+              <w:keepNext w:val="false"/>
               <w:spacing w:after="40" w:before="0"/>
               <w:jc w:val="left"/>
             </w:pPr>
@@ -857,6 +878,7 @@
           </w:tcPr>
           <w:p>
             <w:pPr>
+              <w:keepNext/>
               <w:spacing w:after="40" w:before="0"/>
               <w:jc w:val="center"/>
             </w:pPr>
@@ -891,6 +913,7 @@
           </w:tcPr>
           <w:p>
             <w:pPr>
+              <w:keepNext/>
               <w:spacing w:after="40" w:before="0"/>
               <w:jc w:val="left"/>
             </w:pPr>
@@ -910,6 +933,7 @@
           </w:p>
           <w:p>
             <w:pPr>
+              <w:keepNext/>
               <w:spacing w:after="40" w:before="0"/>
               <w:jc w:val="left"/>
             </w:pPr>
@@ -960,6 +984,7 @@
                 </w:tcPr>
                 <w:p>
                   <w:pPr>
+                    <w:keepNext w:val="false"/>
                     <w:spacing w:after="40" w:before="0"/>
                     <w:jc w:val="left"/>
                   </w:pPr>
@@ -992,6 +1017,7 @@
                 </w:tcPr>
                 <w:p>
                   <w:pPr>
+                    <w:keepNext w:val="false"/>
                     <w:spacing w:after="40" w:before="0"/>
                     <w:jc w:val="left"/>
                   </w:pPr>
@@ -1024,6 +1050,7 @@
                 </w:tcPr>
                 <w:p>
                   <w:pPr>
+                    <w:keepNext w:val="false"/>
                     <w:spacing w:after="40" w:before="0"/>
                     <w:jc w:val="left"/>
                   </w:pPr>
@@ -1058,6 +1085,7 @@
                 </w:tcPr>
                 <w:p>
                   <w:pPr>
+                    <w:keepNext w:val="false"/>
                     <w:spacing w:after="40" w:before="0"/>
                     <w:jc w:val="left"/>
                   </w:pPr>
@@ -1090,6 +1118,7 @@
                 </w:tcPr>
                 <w:p>
                   <w:pPr>
+                    <w:keepNext w:val="false"/>
                     <w:spacing w:after="60" w:before="0"/>
                     <w:jc w:val="left"/>
                   </w:pPr>
@@ -1122,6 +1151,7 @@
                 </w:tcPr>
                 <w:p>
                   <w:pPr>
+                    <w:keepNext w:val="false"/>
                     <w:spacing w:after="60" w:before="0"/>
                     <w:jc w:val="left"/>
                   </w:pPr>
@@ -1156,6 +1186,7 @@
                 </w:tcPr>
                 <w:p>
                   <w:pPr>
+                    <w:keepNext w:val="false"/>
                     <w:spacing w:after="40" w:before="0"/>
                     <w:jc w:val="left"/>
                   </w:pPr>
@@ -1188,6 +1219,7 @@
                 </w:tcPr>
                 <w:p>
                   <w:pPr>
+                    <w:keepNext w:val="false"/>
                     <w:spacing w:after="60" w:before="0"/>
                     <w:jc w:val="left"/>
                   </w:pPr>
@@ -1220,6 +1252,7 @@
                 </w:tcPr>
                 <w:p>
                   <w:pPr>
+                    <w:keepNext w:val="false"/>
                     <w:spacing w:after="60" w:before="0"/>
                     <w:jc w:val="left"/>
                   </w:pPr>
@@ -1242,6 +1275,7 @@
           </w:tbl>
           <w:p>
             <w:pPr>
+              <w:keepNext w:val="false"/>
               <w:spacing w:after="60" w:before="0"/>
               <w:jc w:val="left"/>
             </w:pPr>
@@ -1261,6 +1295,7 @@
           </w:p>
           <w:p>
             <w:pPr>
+              <w:keepNext/>
               <w:spacing w:after="40" w:before="0"/>
               <w:jc w:val="left"/>
             </w:pPr>
@@ -1280,6 +1315,7 @@
           </w:p>
           <w:p>
             <w:pPr>
+              <w:keepNext/>
               <w:spacing w:after="40" w:before="0"/>
               <w:jc w:val="left"/>
             </w:pPr>
@@ -1299,6 +1335,7 @@
           </w:p>
           <w:p>
             <w:pPr>
+              <w:keepNext w:val="false"/>
               <w:spacing w:after="60" w:before="0"/>
               <w:jc w:val="left"/>
             </w:pPr>
@@ -1336,6 +1373,7 @@
           </w:tcPr>
           <w:p>
             <w:pPr>
+              <w:keepNext w:val="false"/>
               <w:spacing w:after="40" w:before="0"/>
               <w:jc w:val="left"/>
             </w:pPr>
@@ -1395,6 +1433,7 @@
           </w:tcPr>
           <w:p>
             <w:pPr>
+              <w:keepNext/>
               <w:spacing w:after="40" w:before="0"/>
               <w:jc w:val="center"/>
             </w:pPr>
@@ -1429,6 +1468,7 @@
           </w:tcPr>
           <w:p>
             <w:pPr>
+              <w:keepNext/>
               <w:spacing w:after="40" w:before="0"/>
               <w:jc w:val="left"/>
             </w:pPr>
@@ -1466,6 +1506,7 @@
           </w:tcPr>
           <w:p>
             <w:pPr>
+              <w:keepNext w:val="false"/>
               <w:spacing w:after="40" w:before="0"/>
               <w:jc w:val="left"/>
             </w:pPr>
@@ -1529,6 +1570,7 @@
           </w:tcPr>
           <w:p>
             <w:pPr>
+              <w:keepNext w:val="false"/>
               <w:spacing w:after="40" w:before="0"/>
               <w:jc w:val="center"/>
             </w:pPr>
@@ -1563,6 +1605,7 @@
           </w:tcPr>
           <w:p>
             <w:pPr>
+              <w:keepNext w:val="false"/>
               <w:spacing w:after="40" w:before="0"/>
               <w:jc w:val="left"/>
             </w:pPr>
@@ -1595,6 +1638,7 @@
           </w:tcPr>
           <w:p>
             <w:pPr>
+              <w:keepNext w:val="false"/>
               <w:spacing w:after="40" w:before="0"/>
               <w:jc w:val="left"/>
             </w:pPr>
@@ -1627,6 +1671,7 @@
           </w:tcPr>
           <w:p>
             <w:pPr>
+              <w:keepNext w:val="false"/>
               <w:spacing w:after="40" w:before="0"/>
               <w:jc w:val="left"/>
             </w:pPr>
@@ -1659,6 +1704,7 @@
           </w:tcPr>
           <w:p>
             <w:pPr>
+              <w:keepNext w:val="false"/>
               <w:spacing w:after="40" w:before="0"/>
               <w:jc w:val="left"/>
             </w:pPr>
@@ -1693,6 +1739,7 @@
           </w:tcPr>
           <w:p>
             <w:pPr>
+              <w:keepNext w:val="false"/>
               <w:spacing w:after="40" w:before="0"/>
               <w:jc w:val="left"/>
             </w:pPr>
@@ -1725,6 +1772,7 @@
           </w:tcPr>
           <w:p>
             <w:pPr>
+              <w:keepNext w:val="false"/>
               <w:spacing w:after="40" w:before="0"/>
               <w:jc w:val="left"/>
             </w:pPr>
@@ -1757,6 +1805,7 @@
           </w:tcPr>
           <w:p>
             <w:pPr>
+              <w:keepNext w:val="false"/>
               <w:spacing w:after="40" w:before="0"/>
               <w:jc w:val="left"/>
             </w:pPr>
@@ -1789,6 +1838,7 @@
           </w:tcPr>
           <w:p>
             <w:pPr>
+              <w:keepNext w:val="false"/>
               <w:spacing w:after="40" w:before="0"/>
               <w:jc w:val="left"/>
             </w:pPr>
@@ -1823,6 +1873,7 @@
           </w:tcPr>
           <w:p>
             <w:pPr>
+              <w:keepNext w:val="false"/>
               <w:spacing w:after="40" w:before="0"/>
               <w:jc w:val="left"/>
             </w:pPr>
@@ -1855,6 +1906,7 @@
           </w:tcPr>
           <w:p>
             <w:pPr>
+              <w:keepNext w:val="false"/>
               <w:spacing w:after="40" w:before="0"/>
               <w:jc w:val="left"/>
             </w:pPr>
@@ -1887,6 +1939,7 @@
           </w:tcPr>
           <w:p>
             <w:pPr>
+              <w:keepNext w:val="false"/>
               <w:spacing w:after="40" w:before="0"/>
               <w:jc w:val="left"/>
             </w:pPr>
@@ -1919,6 +1972,7 @@
           </w:tcPr>
           <w:p>
             <w:pPr>
+              <w:keepNext w:val="false"/>
               <w:spacing w:after="40" w:before="0"/>
               <w:jc w:val="left"/>
             </w:pPr>
@@ -1953,6 +2007,7 @@
           </w:tcPr>
           <w:p>
             <w:pPr>
+              <w:keepNext w:val="false"/>
               <w:spacing w:after="40" w:before="0"/>
               <w:jc w:val="left"/>
             </w:pPr>
@@ -1985,6 +2040,7 @@
           </w:tcPr>
           <w:p>
             <w:pPr>
+              <w:keepNext w:val="false"/>
               <w:spacing w:after="40" w:before="0"/>
               <w:jc w:val="left"/>
             </w:pPr>
@@ -2017,6 +2073,7 @@
           </w:tcPr>
           <w:p>
             <w:pPr>
+              <w:keepNext w:val="false"/>
               <w:spacing w:after="40" w:before="0"/>
               <w:jc w:val="left"/>
             </w:pPr>
@@ -2049,6 +2106,7 @@
           </w:tcPr>
           <w:p>
             <w:pPr>
+              <w:keepNext w:val="false"/>
               <w:spacing w:after="40" w:before="0"/>
               <w:jc w:val="left"/>
             </w:pPr>
@@ -2083,6 +2141,7 @@
           </w:tcPr>
           <w:p>
             <w:pPr>
+              <w:keepNext w:val="false"/>
               <w:spacing w:after="40" w:before="0"/>
               <w:jc w:val="left"/>
             </w:pPr>
@@ -2115,6 +2174,7 @@
           </w:tcPr>
           <w:p>
             <w:pPr>
+              <w:keepNext w:val="false"/>
               <w:spacing w:after="40" w:before="0"/>
               <w:jc w:val="left"/>
             </w:pPr>
@@ -2147,6 +2207,7 @@
           </w:tcPr>
           <w:p>
             <w:pPr>
+              <w:keepNext w:val="false"/>
               <w:spacing w:after="40" w:before="0"/>
               <w:jc w:val="left"/>
             </w:pPr>
@@ -2179,6 +2240,7 @@
           </w:tcPr>
           <w:p>
             <w:pPr>
+              <w:keepNext w:val="false"/>
               <w:spacing w:after="40" w:before="0"/>
               <w:jc w:val="left"/>
             </w:pPr>
@@ -2213,6 +2275,7 @@
           </w:tcPr>
           <w:p>
             <w:pPr>
+              <w:keepNext w:val="false"/>
               <w:spacing w:after="40" w:before="0"/>
               <w:jc w:val="left"/>
             </w:pPr>
@@ -2245,6 +2308,7 @@
           </w:tcPr>
           <w:p>
             <w:pPr>
+              <w:keepNext w:val="false"/>
               <w:spacing w:after="40" w:before="0"/>
               <w:jc w:val="left"/>
             </w:pPr>
@@ -2277,6 +2341,7 @@
           </w:tcPr>
           <w:p>
             <w:pPr>
+              <w:keepNext w:val="false"/>
               <w:spacing w:after="40" w:before="0"/>
               <w:jc w:val="left"/>
             </w:pPr>
@@ -2309,6 +2374,7 @@
           </w:tcPr>
           <w:p>
             <w:pPr>
+              <w:keepNext w:val="false"/>
               <w:spacing w:after="40" w:before="0"/>
               <w:jc w:val="left"/>
             </w:pPr>
@@ -2447,7 +2513,7 @@
         </w:rPr>
         <w:t xml:space="preserve">© 2026 SeaVuria and ARES. This work is licensed under a </w:t>
       </w:r>
-      <w:hyperlink w:history="1" r:id="rId9g2bqydhklgwzyt7mvqyl">
+      <w:hyperlink w:history="1" r:id="rIdkbi5etpiqxjoaazn7itno">
         <w:r>
           <w:rPr>
             <w:rFonts w:ascii="Arial" w:cs="Arial" w:eastAsia="Arial" w:hAnsi="Arial"/>
@@ -2467,7 +2533,7 @@
         </w:rPr>
         <w:t xml:space="preserve"> (</w:t>
       </w:r>
-      <w:hyperlink w:history="1" r:id="rIdyk-oj1s3tvik2azbymnrv">
+      <w:hyperlink w:history="1" r:id="rIdy1javilhqpv3jzjqruy1e">
         <w:r>
           <w:rPr>
             <w:rFonts w:ascii="Arial" w:cs="Arial" w:eastAsia="Arial" w:hAnsi="Arial"/>
@@ -2487,7 +2553,7 @@
         </w:rPr>
         <w:t xml:space="preserve">). To view a copy of this license, visit </w:t>
       </w:r>
-      <w:hyperlink w:history="1" r:id="rIdcw3hmrnsqbhhir7o-f5h5">
+      <w:hyperlink w:history="1" r:id="rIdozzdkk-ruewauuaf_kxru">
         <w:r>
           <w:rPr>
             <w:rFonts w:ascii="Arial" w:cs="Arial" w:eastAsia="Arial" w:hAnsi="Arial"/>

--- a/data/outputs/v2/Core_Mathematics/SS2.1_Similarity_and_Enlargement/Core_Mathematics_Similarity_and_Enlargement_FinalExplanation.docx
+++ b/data/outputs/v2/Core_Mathematics/SS2.1_Similarity_and_Enlargement/Core_Mathematics_Similarity_and_Enlargement_FinalExplanation.docx
@@ -2513,7 +2513,7 @@
         </w:rPr>
         <w:t xml:space="preserve">© 2026 SeaVuria and ARES. This work is licensed under a </w:t>
       </w:r>
-      <w:hyperlink w:history="1" r:id="rIdkbi5etpiqxjoaazn7itno">
+      <w:hyperlink w:history="1" r:id="rIdvl4yixasmlqr1hj3oi3iq">
         <w:r>
           <w:rPr>
             <w:rFonts w:ascii="Arial" w:cs="Arial" w:eastAsia="Arial" w:hAnsi="Arial"/>
@@ -2533,7 +2533,7 @@
         </w:rPr>
         <w:t xml:space="preserve"> (</w:t>
       </w:r>
-      <w:hyperlink w:history="1" r:id="rIdy1javilhqpv3jzjqruy1e">
+      <w:hyperlink w:history="1" r:id="rIdqkohkcs16as2yize9fcui">
         <w:r>
           <w:rPr>
             <w:rFonts w:ascii="Arial" w:cs="Arial" w:eastAsia="Arial" w:hAnsi="Arial"/>
@@ -2553,7 +2553,7 @@
         </w:rPr>
         <w:t xml:space="preserve">). To view a copy of this license, visit </w:t>
       </w:r>
-      <w:hyperlink w:history="1" r:id="rIdozzdkk-ruewauuaf_kxru">
+      <w:hyperlink w:history="1" r:id="rIdbhudqrnya8v4jygg9-fst">
         <w:r>
           <w:rPr>
             <w:rFonts w:ascii="Arial" w:cs="Arial" w:eastAsia="Arial" w:hAnsi="Arial"/>
